--- a/legal/CROP-01-Cover-Letter.docx
+++ b/legal/CROP-01-Cover-Letter.docx
@@ -195,7 +195,7 @@
           <w:sz w:val="24"/>
           <w:szCs w:val="24"/>
         </w:rPr>
-        <w:t xml:space="preserve">[ENTITY NAME, e.g., Dynasty Compliance Services, LLC]</w:t>
+        <w:t xml:space="preserve">[ENTITY NAME, e.g., PA Registered Office Services, LLC]</w:t>
       </w:r>
     </w:p>
     <w:p>
